--- a/tfl/tables/T-EFF-11.docx
+++ b/tfl/tables/T-EFF-11.docx
@@ -1530,7 +1530,7 @@
           <w:szCs w:val="14"/>
           <w:color w:val="C0392B"/>
         </w:rPr>
-        <w:t xml:space="preserve">DRAFT — produced 2026-07-19 — synthetic data, NOT for regulatory submission</w:t>
+        <w:t xml:space="preserve">DRAFT — produced 2026-09-20 — synthetic data, NOT for regulatory submission</w:t>
       </w:r>
     </w:p>
     <w:sectPr>

--- a/tfl/tables/T-EFF-11.docx
+++ b/tfl/tables/T-EFF-11.docx
@@ -288,7 +288,7 @@
                 <w:szCs w:val="18"/>
                 <w:color w:val="FFFFFF"/>
               </w:rPr>
-              <w:t xml:space="preserve">(N=225)</w:t>
+              <w:t xml:space="preserve">(N=300)</w:t>
             </w:r>
           </w:p>
         </w:tc>
@@ -369,7 +369,7 @@
                 <w:szCs w:val="18"/>
                 <w:color w:val="FFFFFF"/>
               </w:rPr>
-              <w:t xml:space="preserve">(N=225)</w:t>
+              <w:t xml:space="preserve">(N=150)</w:t>
             </w:r>
           </w:p>
         </w:tc>
@@ -484,7 +484,7 @@
                 <w:szCs w:val="18"/>
                 <w:color w:val="000000"/>
               </w:rPr>
-              <w:t xml:space="preserve">225</w:t>
+              <w:t xml:space="preserve">300</w:t>
             </w:r>
           </w:p>
         </w:tc>
@@ -539,7 +539,7 @@
                 <w:szCs w:val="18"/>
                 <w:color w:val="000000"/>
               </w:rPr>
-              <w:t xml:space="preserve">224</w:t>
+              <w:t xml:space="preserve">150</w:t>
             </w:r>
           </w:p>
         </w:tc>
@@ -654,7 +654,7 @@
                 <w:szCs w:val="18"/>
                 <w:color w:val="000000"/>
               </w:rPr>
-              <w:t xml:space="preserve">163 (72.4)</w:t>
+              <w:t xml:space="preserve">214 (71.3)</w:t>
             </w:r>
           </w:p>
         </w:tc>
@@ -709,7 +709,7 @@
                 <w:szCs w:val="18"/>
                 <w:color w:val="000000"/>
               </w:rPr>
-              <w:t xml:space="preserve">195 (87.1)</w:t>
+              <w:t xml:space="preserve">132 (88.0)</w:t>
             </w:r>
           </w:p>
         </w:tc>
@@ -824,7 +824,7 @@
                 <w:szCs w:val="18"/>
                 <w:color w:val="000000"/>
               </w:rPr>
-              <w:t xml:space="preserve">62 (27.6)</w:t>
+              <w:t xml:space="preserve">86 (28.7)</w:t>
             </w:r>
           </w:p>
         </w:tc>
@@ -879,7 +879,7 @@
                 <w:szCs w:val="18"/>
                 <w:color w:val="000000"/>
               </w:rPr>
-              <w:t xml:space="preserve">29 (12.9)</w:t>
+              <w:t xml:space="preserve">18 (12.0)</w:t>
             </w:r>
           </w:p>
         </w:tc>
@@ -994,7 +994,7 @@
                 <w:szCs w:val="18"/>
                 <w:color w:val="000000"/>
               </w:rPr>
-              <w:t xml:space="preserve">13.8 (11.1, 15.6)</w:t>
+              <w:t xml:space="preserve">13.5 (11.0, 15.7)</w:t>
             </w:r>
           </w:p>
         </w:tc>
@@ -1049,7 +1049,7 @@
                 <w:szCs w:val="18"/>
                 <w:color w:val="000000"/>
               </w:rPr>
-              <w:t xml:space="preserve">7.4 (6.3, 9.4)</w:t>
+              <w:t xml:space="preserve">8.2 (6.1, 9.8)</w:t>
             </w:r>
           </w:p>
         </w:tc>
@@ -1164,7 +1164,7 @@
                 <w:szCs w:val="18"/>
                 <w:color w:val="000000"/>
               </w:rPr>
-              <w:t xml:space="preserve">0.450 (0.360, 0.564)</w:t>
+              <w:t xml:space="preserve">0.582 (0.464, 0.729)</w:t>
             </w:r>
           </w:p>
         </w:tc>
